--- a/docs/DBARS_Master_Revision_Sheet.docx
+++ b/docs/DBARS_Master_Revision_Sheet.docx
@@ -2610,9 +2610,9 @@
                 <w:color w:val="FFFFFF"/>
                 <w:sz w:val="17"/>
               </w:rPr>
-              <w:t>Relevance-set</w:t>
+              <w:t>Coverage</w:t>
               <w:br/>
-              <w:t>top-1</w:t>
+              <w:t>(valid-route)</w:t>
             </w:r>
           </w:p>
         </w:tc>
@@ -2894,10 +2894,10 @@
     <w:p>
       <w:r>
         <w:rPr>
-          <w:b w:val="0"/>
+          <w:b/>
           <w:i w:val="0"/>
         </w:rPr>
-        <w:t>Correctness is saturated - a valid bus is returned in 100% of searches - so the real target became RANK QUALITY: is the returned bus the BEST valid option (fewest stops, then highest frequency)?</w:t>
+        <w:t>CRITICAL: the coverage column is NOT accuracy. The relevance set is read from stop_pair_to_segments - the SAME index the search uses to find its candidates - so "did it return a valid route?" is close to tautological and cannot drop below 1.0 without an outright bug. It proves the search never fails to find something valid; it says nothing about quality. The HEADLINE metric is rank_quality, because it is the only one the system can actually fail - and at baseline it did, at 0.57.</w:t>
       </w:r>
     </w:p>
     <w:tbl>
@@ -2927,7 +2927,7 @@
                 <w:color w:val="FFFFFF"/>
                 <w:sz w:val="17"/>
               </w:rPr>
-              <w:t>Rank-quality metric</w:t>
+              <w:t>Rank-quality metric (HEADLINE)</w:t>
             </w:r>
           </w:p>
         </w:tc>
@@ -3168,7 +3168,65 @@
               <w:rPr>
                 <w:sz w:val="17"/>
               </w:rPr>
-              <w:t>lenient top-1 (must not regress)</w:t>
+              <w:t>ndcg_at_5</w:t>
+            </w:r>
+          </w:p>
+        </w:tc>
+        <w:tc>
+          <w:tcPr>
+            <w:tcW w:type="dxa" w:w="1584"/>
+          </w:tcPr>
+          <w:p>
+            <w:r/>
+            <w:r>
+              <w:rPr>
+                <w:sz w:val="17"/>
+              </w:rPr>
+              <w:t>not recorded</w:t>
+            </w:r>
+          </w:p>
+        </w:tc>
+        <w:tc>
+          <w:tcPr>
+            <w:tcW w:type="dxa" w:w="1872"/>
+          </w:tcPr>
+          <w:p>
+            <w:r/>
+            <w:r>
+              <w:rPr>
+                <w:sz w:val="17"/>
+              </w:rPr>
+              <w:t>0.9810</w:t>
+            </w:r>
+          </w:p>
+        </w:tc>
+        <w:tc>
+          <w:tcPr>
+            <w:tcW w:type="dxa" w:w="2880"/>
+          </w:tcPr>
+          <w:p>
+            <w:r/>
+            <w:r>
+              <w:rPr>
+                <w:sz w:val="17"/>
+              </w:rPr>
+              <w:t>-</w:t>
+            </w:r>
+          </w:p>
+        </w:tc>
+      </w:tr>
+      <w:tr>
+        <w:tc>
+          <w:tcPr>
+            <w:tcW w:type="dxa" w:w="3456"/>
+          </w:tcPr>
+          <w:p>
+            <w:r/>
+            <w:r>
+              <w:rPr>
+                <w:sz w:val="17"/>
+              </w:rPr>
+              <w:t>coverage (must not regress)</w:t>
             </w:r>
           </w:p>
         </w:tc>
@@ -3254,7 +3312,7 @@
               <w:rPr>
                 <w:sz w:val="17"/>
               </w:rPr>
-              <w:t>1.13 s</w:t>
+              <w:t>1.19 s</w:t>
             </w:r>
           </w:p>
         </w:tc>
@@ -3285,7 +3343,7 @@
           <w:b w:val="0"/>
           <w:i w:val="0"/>
         </w:rPr>
-        <w:t>Levers applied: stop span made the primary ranking signal, a log1p(trip_count) frequency term, and a penalty for routes whose span is far above the minimum for the pair. Each was applied in isolation and kept only if the metric improved. Verified by scripts/verify_accuracy_plan.py, which re-derives the numbers live on a fixed seed rather than trusting metrics.json - 19 criteria, exit 0.</w:t>
+        <w:t>Levers applied: stop span made the primary ranking signal, a log1p(trip_count) frequency term, and a penalty for routes whose span is far above the minimum for the pair. Each was applied in isolation and kept only if the metric improved. Verified by scripts/verify_accuracy_plan.py, which re-derives the numbers live on a fixed seed rather than trusting metrics.json - 21 criteria, exit 0. Criteria 1.7 and 1.8 fail the build if the headline is ever set back to a coverage metric.</w:t>
       </w:r>
     </w:p>
     <w:tbl>
@@ -3310,7 +3368,7 @@
                 <w:color w:val="1F3564"/>
                 <w:sz w:val="20"/>
               </w:rPr>
-              <w:t>How to say this - do NOT say "I improved accuracy from 20% to 100%"</w:t>
+              <w:t>How to say this - NEVER "I improved accuracy from 20% to 100%"</w:t>
             </w:r>
           </w:p>
           <w:p>
@@ -3318,7 +3376,7 @@
               <w:rPr>
                 <w:sz w:val="19"/>
               </w:rPr>
-              <w:t>"The benchmark was single-label: it required naming the exact route the sample was drawn from, on pairs where a median of 22 buses are all correct. I measured a ceiling of 0.16 for a perfect system under that metric. I replaced it with relevance-set scoring, which showed the search returns a valid bus in 100% of searches, and added a rank-quality metric measuring whether the BEST valid bus ranks first - 57% at baseline, 72% after weighting stop span and frequency." That answer is about measurement design, which is worth far more than a large number.</w:t>
+              <w:t>That phrasing is indistinguishable from moving the goalposts, and an examiner will say so in one sentence. Say instead: "The benchmark was single-label - it demanded the exact route each sample was drawn from, on pairs where a median of 22 buses are all correct. I measured its ceiling at 0.16, so it could not discriminate. Replacing it showed the search always returns a valid route, but I report that as COVERAGE rather than accuracy, because the validity test reads the same index the search does - it is close to circular. The metric that could actually be failed was whether the BEST valid route ranks first: 57% at baseline, 72% after weighting stop span and frequency." Showing that you found the limits of your own metric is worth more than any number.</w:t>
             </w:r>
           </w:p>
         </w:tc>

--- a/docs/DBARS_Master_Revision_Sheet.docx
+++ b/docs/DBARS_Master_Revision_Sheet.docx
@@ -2538,7 +2538,7 @@
                 <w:color w:val="1F3564"/>
                 <w:sz w:val="20"/>
               </w:rPr>
-              <w:t>There is no AI in this project</w:t>
+              <w:t>There is no AI in the ROUTING ENGINE - keep the two apart</w:t>
             </w:r>
           </w:p>
           <w:p>
@@ -2546,7 +2546,7 @@
               <w:rPr>
                 <w:sz w:val="19"/>
               </w:rPr>
-              <w:t>No LLM, no neural network, no trained model file, no inference API. Some UI text says "AI" and that wording is wrong. What exists: an inverted index plus an ordered stop-pair index with a hand-weighted scoring function - classical information retrieval and graph search - benchmarked against three baselines.</w:t>
+              <w:t>The thing that predicts buses has no LLM, no neural network, no trained model file and no inference API. It is an inverted index plus an ordered stop-pair index with a hand-weighted scoring function - classical information retrieval and graph search - benchmarked against three baselines. A separate AI layer was added later (section 16). Conflating them is what invites the question you cannot defend.</w:t>
             </w:r>
           </w:p>
         </w:tc>
@@ -5336,6 +5336,624 @@
         <w:t xml:space="preserve"> No frontend tests, POST /train unauthenticated, no token revocation, and single-process only - scaling needs shared state moved to Redis.</w:t>
       </w:r>
     </w:p>
+    <w:p>
+      <w:r>
+        <w:br w:type="page"/>
+      </w:r>
+    </w:p>
+    <w:p>
+      <w:pPr>
+        <w:pStyle w:val="Heading1"/>
+      </w:pPr>
+      <w:r>
+        <w:t>16. The AI layer - and how to describe it honestly</w:t>
+      </w:r>
+    </w:p>
+    <w:p>
+      <w:r>
+        <w:rPr>
+          <w:b/>
+          <w:i w:val="0"/>
+        </w:rPr>
+        <w:t>Added after the routing engine and deliberately separate from it. Answers questions about the codebase, the documentation and live transit state.</w:t>
+      </w:r>
+    </w:p>
+    <w:tbl>
+      <w:tblPr>
+        <w:tblStyle w:val="TableGrid"/>
+        <w:tblW w:type="auto" w:w="0"/>
+        <w:jc w:val="center"/>
+        <w:tblLook w:firstColumn="1" w:firstRow="1" w:lastColumn="0" w:lastRow="0" w:noHBand="0" w:noVBand="1" w:val="04A0"/>
+      </w:tblPr>
+      <w:tblGrid>
+        <w:gridCol w:w="4896"/>
+        <w:gridCol w:w="4896"/>
+      </w:tblGrid>
+      <w:tr>
+        <w:tc>
+          <w:tcPr>
+            <w:tcW w:type="dxa" w:w="2016"/>
+            <w:shd w:val="clear" w:fill="1F3564"/>
+          </w:tcPr>
+          <w:p>
+            <w:r/>
+            <w:r>
+              <w:rPr>
+                <w:b/>
+                <w:color w:val="FFFFFF"/>
+                <w:sz w:val="17"/>
+              </w:rPr>
+              <w:t>Component</w:t>
+            </w:r>
+          </w:p>
+        </w:tc>
+        <w:tc>
+          <w:tcPr>
+            <w:tcW w:type="dxa" w:w="6624"/>
+            <w:shd w:val="clear" w:fill="1F3564"/>
+          </w:tcPr>
+          <w:p>
+            <w:r/>
+            <w:r>
+              <w:rPr>
+                <w:b/>
+                <w:color w:val="FFFFFF"/>
+                <w:sz w:val="17"/>
+              </w:rPr>
+              <w:t>What it is</w:t>
+            </w:r>
+          </w:p>
+        </w:tc>
+      </w:tr>
+      <w:tr>
+        <w:tc>
+          <w:tcPr>
+            <w:tcW w:type="dxa" w:w="2016"/>
+          </w:tcPr>
+          <w:p>
+            <w:r/>
+            <w:r>
+              <w:rPr>
+                <w:sz w:val="17"/>
+              </w:rPr>
+              <w:t>Retrieval</w:t>
+            </w:r>
+          </w:p>
+        </w:tc>
+        <w:tc>
+          <w:tcPr>
+            <w:tcW w:type="dxa" w:w="6624"/>
+          </w:tcPr>
+          <w:p>
+            <w:r/>
+            <w:r>
+              <w:rPr>
+                <w:sz w:val="17"/>
+              </w:rPr>
+              <w:t>AST-chunked code index + documentation index;</w:t>
+            </w:r>
+            <w:r>
+              <w:rPr>
+                <w:sz w:val="17"/>
+              </w:rPr>
+              <w:br/>
+              <w:t>BM25 fused with vectors by Reciprocal Rank Fusion</w:t>
+            </w:r>
+          </w:p>
+        </w:tc>
+      </w:tr>
+      <w:tr>
+        <w:tc>
+          <w:tcPr>
+            <w:tcW w:type="dxa" w:w="2016"/>
+          </w:tcPr>
+          <w:p>
+            <w:r/>
+            <w:r>
+              <w:rPr>
+                <w:sz w:val="17"/>
+              </w:rPr>
+              <w:t>Tools</w:t>
+            </w:r>
+          </w:p>
+        </w:tc>
+        <w:tc>
+          <w:tcPr>
+            <w:tcW w:type="dxa" w:w="6624"/>
+          </w:tcPr>
+          <w:p>
+            <w:r/>
+            <w:r>
+              <w:rPr>
+                <w:sz w:val="17"/>
+              </w:rPr>
+              <w:t>8 read-only DBARS tools, role-gated at one chokepoint</w:t>
+            </w:r>
+          </w:p>
+        </w:tc>
+      </w:tr>
+      <w:tr>
+        <w:tc>
+          <w:tcPr>
+            <w:tcW w:type="dxa" w:w="2016"/>
+          </w:tcPr>
+          <w:p>
+            <w:r/>
+            <w:r>
+              <w:rPr>
+                <w:sz w:val="17"/>
+              </w:rPr>
+              <w:t>Agents</w:t>
+            </w:r>
+          </w:p>
+        </w:tc>
+        <w:tc>
+          <w:tcPr>
+            <w:tcW w:type="dxa" w:w="6624"/>
+          </w:tcPr>
+          <w:p>
+            <w:r/>
+            <w:r>
+              <w:rPr>
+                <w:sz w:val="17"/>
+              </w:rPr>
+              <w:t>codebase / operations / travel, dispatched by intent</w:t>
+            </w:r>
+          </w:p>
+        </w:tc>
+      </w:tr>
+      <w:tr>
+        <w:tc>
+          <w:tcPr>
+            <w:tcW w:type="dxa" w:w="2016"/>
+          </w:tcPr>
+          <w:p>
+            <w:r/>
+            <w:r>
+              <w:rPr>
+                <w:sz w:val="17"/>
+              </w:rPr>
+              <w:t>LLM</w:t>
+            </w:r>
+          </w:p>
+        </w:tc>
+        <w:tc>
+          <w:tcPr>
+            <w:tcW w:type="dxa" w:w="6624"/>
+          </w:tcPr>
+          <w:p>
+            <w:r/>
+            <w:r>
+              <w:rPr>
+                <w:sz w:val="17"/>
+              </w:rPr>
+              <w:t>Gemini when a key is set; a grounded deterministic</w:t>
+            </w:r>
+            <w:r>
+              <w:rPr>
+                <w:sz w:val="17"/>
+              </w:rPr>
+              <w:br/>
+              <w:t>model otherwise (the default)</w:t>
+            </w:r>
+          </w:p>
+        </w:tc>
+      </w:tr>
+    </w:tbl>
+    <w:p>
+      <w:pPr>
+        <w:spacing w:after="40"/>
+      </w:pPr>
+    </w:p>
+    <w:tbl>
+      <w:tblPr>
+        <w:tblW w:type="auto" w:w="0"/>
+        <w:jc w:val="center"/>
+        <w:tblLook w:firstColumn="1" w:firstRow="1" w:lastColumn="0" w:lastRow="0" w:noHBand="0" w:noVBand="1" w:val="04A0"/>
+      </w:tblPr>
+      <w:tblGrid>
+        <w:gridCol w:w="9792"/>
+      </w:tblGrid>
+      <w:tr>
+        <w:tc>
+          <w:tcPr>
+            <w:tcW w:type="dxa" w:w="9792"/>
+            <w:shd w:val="clear" w:fill="FDF3E7"/>
+          </w:tcPr>
+          <w:p>
+            <w:r>
+              <w:rPr>
+                <w:b/>
+                <w:color w:val="1F3564"/>
+                <w:sz w:val="20"/>
+              </w:rPr>
+              <w:t>The sentence that keeps you honest</w:t>
+            </w:r>
+          </w:p>
+          <w:p>
+            <w:r>
+              <w:rPr>
+                <w:sz w:val="19"/>
+              </w:rPr>
+              <w:t>Only 1.8% of benchmark answers actually invoke the language model. The orchestrator is an intent router into hand-written agents; the LLM is the fallback for queries no agent claims. Swapping the offline model for live Gemini moved mean answer correctness from 0.8150 to 0.8146. It is retrieval and templating with an LLM available - calling it LLM-powered would overstate it.</w:t>
+            </w:r>
+          </w:p>
+        </w:tc>
+      </w:tr>
+    </w:tbl>
+    <w:p>
+      <w:pPr>
+        <w:spacing w:after="40"/>
+      </w:pPr>
+    </w:p>
+    <w:p>
+      <w:r>
+        <w:rPr>
+          <w:b w:val="0"/>
+          <w:i w:val="0"/>
+        </w:rPr>
+        <w:t>The 0% hallucination rate follows from that. Most answers are assembled from retrieved evidence, so there is structurally nothing to hallucinate with. It is a property of the architecture, not evidence that a generative model was tested and found truthful.</w:t>
+      </w:r>
+    </w:p>
+    <w:p>
+      <w:pPr>
+        <w:pStyle w:val="Heading2"/>
+      </w:pPr>
+      <w:r>
+        <w:t>16.1 Security - the strongest story here</w:t>
+      </w:r>
+    </w:p>
+    <w:p>
+      <w:r>
+        <w:rPr>
+          <w:b/>
+          <w:i w:val="0"/>
+        </w:rPr>
+        <w:t>The layer shipped with NO authentication on any /ai/* endpoint and was a working bypass of require_role(). GET /depot/blocking-plan returned 401 to an anonymous caller while POST /ai/chat answered the same question with the depot fleet figures and a 200. Every require_role occurrence in app/ai was a string in a prompt or a regex, not an enforced check.</w:t>
+      </w:r>
+    </w:p>
+    <w:p>
+      <w:pPr>
+        <w:pStyle w:val="ListBullet"/>
+      </w:pPr>
+      <w:r>
+        <w:t>Identity now comes from the verified token, never the request body.</w:t>
+      </w:r>
+    </w:p>
+    <w:p>
+      <w:pPr>
+        <w:pStyle w:val="ListBullet"/>
+      </w:pPr>
+      <w:r>
+        <w:t>Tools are gated at ToolRegistry.execute_tool() - one chokepoint, fails closed.</w:t>
+      </w:r>
+    </w:p>
+    <w:p>
+      <w:pPr>
+        <w:pStyle w:val="ListBullet"/>
+      </w:pPr>
+      <w:r>
+        <w:t>Session memory is keyed user_id::session_id, closing an IDOR that leaked journeys.</w:t>
+      </w:r>
+    </w:p>
+    <w:p>
+      <w:pPr>
+        <w:pStyle w:val="ListBullet"/>
+      </w:pPr>
+      <w:r>
+        <w:t>Observability and evaluation endpoints are admin-only.</w:t>
+      </w:r>
+    </w:p>
+    <w:p>
+      <w:pPr>
+        <w:pStyle w:val="ListBullet"/>
+      </w:pPr>
+      <w:r>
+        <w:t>19 regression tests pin the 401-versus-200 pair.</w:t>
+      </w:r>
+    </w:p>
+    <w:p>
+      <w:pPr>
+        <w:pStyle w:val="Heading2"/>
+      </w:pPr>
+      <w:r>
+        <w:t>16.2 Defects it exposed in the routing engine</w:t>
+      </w:r>
+    </w:p>
+    <w:tbl>
+      <w:tblPr>
+        <w:tblStyle w:val="TableGrid"/>
+        <w:tblW w:type="auto" w:w="0"/>
+        <w:jc w:val="center"/>
+        <w:tblLook w:firstColumn="1" w:firstRow="1" w:lastColumn="0" w:lastRow="0" w:noHBand="0" w:noVBand="1" w:val="04A0"/>
+      </w:tblPr>
+      <w:tblGrid>
+        <w:gridCol w:w="4896"/>
+        <w:gridCol w:w="4896"/>
+      </w:tblGrid>
+      <w:tr>
+        <w:tc>
+          <w:tcPr>
+            <w:tcW w:type="dxa" w:w="4464"/>
+            <w:shd w:val="clear" w:fill="1F3564"/>
+          </w:tcPr>
+          <w:p>
+            <w:r/>
+            <w:r>
+              <w:rPr>
+                <w:b/>
+                <w:color w:val="FFFFFF"/>
+                <w:sz w:val="17"/>
+              </w:rPr>
+              <w:t>Symptom</w:t>
+            </w:r>
+          </w:p>
+        </w:tc>
+        <w:tc>
+          <w:tcPr>
+            <w:tcW w:type="dxa" w:w="4176"/>
+            <w:shd w:val="clear" w:fill="1F3564"/>
+          </w:tcPr>
+          <w:p>
+            <w:r/>
+            <w:r>
+              <w:rPr>
+                <w:b/>
+                <w:color w:val="FFFFFF"/>
+                <w:sz w:val="17"/>
+              </w:rPr>
+              <w:t>Root cause</w:t>
+            </w:r>
+          </w:p>
+        </w:tc>
+      </w:tr>
+      <w:tr>
+        <w:tc>
+          <w:tcPr>
+            <w:tcW w:type="dxa" w:w="4464"/>
+          </w:tcPr>
+          <w:p>
+            <w:r/>
+            <w:r>
+              <w:rPr>
+                <w:sz w:val="17"/>
+              </w:rPr>
+              <w:t>dasarahalli metro station returned</w:t>
+            </w:r>
+            <w:r>
+              <w:rPr>
+                <w:sz w:val="17"/>
+              </w:rPr>
+              <w:br/>
+              <w:t>Vajarahalli - the far end of the line</w:t>
+            </w:r>
+          </w:p>
+        </w:tc>
+        <w:tc>
+          <w:tcPr>
+            <w:tcW w:type="dxa" w:w="4176"/>
+          </w:tcPr>
+          <w:p>
+            <w:r/>
+            <w:r>
+              <w:rPr>
+                <w:sz w:val="17"/>
+              </w:rPr>
+              <w:t>Matching compared spelling, not place</w:t>
+            </w:r>
+          </w:p>
+        </w:tc>
+      </w:tr>
+      <w:tr>
+        <w:tc>
+          <w:tcPr>
+            <w:tcW w:type="dxa" w:w="4464"/>
+          </w:tcPr>
+          <w:p>
+            <w:r/>
+            <w:r>
+              <w:rPr>
+                <w:sz w:val="17"/>
+              </w:rPr>
+              <w:t>Whitefield to Kengeri: 86 stops / 85.9 km</w:t>
+            </w:r>
+            <w:r>
+              <w:rPr>
+                <w:sz w:val="17"/>
+              </w:rPr>
+              <w:br/>
+              <w:t>instead of 33 stops / 41.4 km</w:t>
+            </w:r>
+          </w:p>
+        </w:tc>
+        <w:tc>
+          <w:tcPr>
+            <w:tcW w:type="dxa" w:w="4176"/>
+          </w:tcPr>
+          <w:p>
+            <w:r/>
+            <w:r>
+              <w:rPr>
+                <w:sz w:val="17"/>
+              </w:rPr>
+              <w:t>Kengeri Bus Station counted as inexact</w:t>
+            </w:r>
+            <w:r>
+              <w:rPr>
+                <w:sz w:val="17"/>
+              </w:rPr>
+              <w:br/>
+              <w:t>despite being 0.22 km from Kengeri</w:t>
+            </w:r>
+          </w:p>
+        </w:tc>
+      </w:tr>
+      <w:tr>
+        <w:tc>
+          <w:tcPr>
+            <w:tcW w:type="dxa" w:w="4464"/>
+          </w:tcPr>
+          <w:p>
+            <w:r/>
+            <w:r>
+              <w:rPr>
+                <w:sz w:val="17"/>
+              </w:rPr>
+              <w:t>78 stops / 146 km beat 85 stops / 62 km</w:t>
+            </w:r>
+          </w:p>
+        </w:tc>
+        <w:tc>
+          <w:tcPr>
+            <w:tcW w:type="dxa" w:w="4176"/>
+          </w:tcPr>
+          <w:p>
+            <w:r/>
+            <w:r>
+              <w:rPr>
+                <w:sz w:val="17"/>
+              </w:rPr>
+              <w:t>Stop count used as a proxy for distance</w:t>
+            </w:r>
+          </w:p>
+        </w:tc>
+      </w:tr>
+      <w:tr>
+        <w:tc>
+          <w:tcPr>
+            <w:tcW w:type="dxa" w:w="4464"/>
+          </w:tcPr>
+          <w:p>
+            <w:r/>
+            <w:r>
+              <w:rPr>
+                <w:sz w:val="17"/>
+              </w:rPr>
+              <w:t>Sapthagiri to Reva went via the centre</w:t>
+            </w:r>
+          </w:p>
+        </w:tc>
+        <w:tc>
+          <w:tcPr>
+            <w:tcW w:type="dxa" w:w="4176"/>
+          </w:tcPr>
+          <w:p>
+            <w:r/>
+            <w:r>
+              <w:rPr>
+                <w:sz w:val="17"/>
+              </w:rPr>
+              <w:t>Search could not see past one interchange</w:t>
+            </w:r>
+          </w:p>
+        </w:tc>
+      </w:tr>
+      <w:tr>
+        <w:tc>
+          <w:tcPr>
+            <w:tcW w:type="dxa" w:w="4464"/>
+          </w:tcPr>
+          <w:p>
+            <w:r/>
+            <w:r>
+              <w:rPr>
+                <w:sz w:val="17"/>
+              </w:rPr>
+              <w:t>29.8% of results scored the pick lower</w:t>
+            </w:r>
+            <w:r>
+              <w:rPr>
+                <w:sz w:val="17"/>
+              </w:rPr>
+              <w:br/>
+              <w:t>than an alternative shown below it</w:t>
+            </w:r>
+          </w:p>
+        </w:tc>
+        <w:tc>
+          <w:tcPr>
+            <w:tcW w:type="dxa" w:w="4176"/>
+          </w:tcPr>
+          <w:p>
+            <w:r/>
+            <w:r>
+              <w:rPr>
+                <w:sz w:val="17"/>
+              </w:rPr>
+              <w:t>Ranking and confidence were unrelated</w:t>
+            </w:r>
+            <w:r>
+              <w:rPr>
+                <w:sz w:val="17"/>
+              </w:rPr>
+              <w:br/>
+              <w:t>formulas</w:t>
+            </w:r>
+          </w:p>
+        </w:tc>
+      </w:tr>
+      <w:tr>
+        <w:tc>
+          <w:tcPr>
+            <w:tcW w:type="dxa" w:w="4464"/>
+          </w:tcPr>
+          <w:p>
+            <w:r/>
+            <w:r>
+              <w:rPr>
+                <w:sz w:val="17"/>
+              </w:rPr>
+              <w:t>First depot question took 10-15 seconds</w:t>
+            </w:r>
+          </w:p>
+        </w:tc>
+        <w:tc>
+          <w:tcPr>
+            <w:tcW w:type="dxa" w:w="4176"/>
+          </w:tcPr>
+          <w:p>
+            <w:r/>
+            <w:r>
+              <w:rPr>
+                <w:sz w:val="17"/>
+              </w:rPr>
+              <w:t>Crew plan was never warmed at startup</w:t>
+            </w:r>
+          </w:p>
+        </w:tc>
+      </w:tr>
+    </w:tbl>
+    <w:p>
+      <w:pPr>
+        <w:spacing w:after="40"/>
+      </w:pPr>
+    </w:p>
+    <w:p>
+      <w:r>
+        <w:rPr>
+          <w:b w:val="0"/>
+          <w:i w:val="0"/>
+        </w:rPr>
+        <w:t>430 tests pass. best_option_rate held at 0.7167 through every change and ndcg@5 improved from 0.9810 to 0.9820. Say that the fixes were verified NOT to move the headline metric - that is what makes them safe to claim.</w:t>
+      </w:r>
+    </w:p>
+    <w:p>
+      <w:pPr>
+        <w:pStyle w:val="Heading2"/>
+      </w:pPr>
+      <w:r>
+        <w:t>16.3 What did not work - volunteer this</w:t>
+      </w:r>
+    </w:p>
+    <w:p>
+      <w:r>
+        <w:rPr>
+          <w:b/>
+          <w:i w:val="0"/>
+        </w:rPr>
+        <w:t>Semantic embeddings (all-MiniLM-L6-v2) were the obvious upgrade to a lexical index. Measured on identical content: 8/10 with query expansion either way, and 4/10 versus 5/10 without it - no improvement, for 80x the load time and 25x the memory. The model is trained on sentences, not source code. Reverted to the deterministic provider. Being able to say I tried it, measured it, and it did not help is worth more than any claim that it did.</w:t>
+      </w:r>
+    </w:p>
     <w:tbl>
       <w:tblPr>
         <w:tblW w:type="auto" w:w="0"/>
@@ -5366,7 +5984,7 @@
               <w:rPr>
                 <w:sz w:val="19"/>
               </w:rPr>
-              <w:t>1. "Where is the AI?" - There is none. Say so plainly and describe the retrieval system. 2. "How accurate is it?" - 100% validity (relevance-set), 71.7% rank quality, 19.2% exact match; defend the measurement design. 3. "Is the tracking real?" - No, simulated by default, and the code is built so it cannot be published as real.</w:t>
+              <w:t>1. "Where is the AI?" - Two answers, kept apart: the ROUTING ENGINE has none, it is classical IR; a separate AI layer exists (section 16) and only 1.8% of its answers reach an LLM. 2. "How accurate is it?" - 100% validity (relevance-set), 71.7% rank quality, 19.2% exact match; defend the measurement design. 3. "Is the tracking real?" - No, simulated by default, and the code is built so it cannot be published as real.</w:t>
             </w:r>
           </w:p>
         </w:tc>
